--- a/resumes/Clavel_Lazarre_Resume_EngageWell_ED.docx
+++ b/resumes/Clavel_Lazarre_Resume_EngageWell_ED.docx
@@ -586,7 +586,65 @@
           <w:color w:val="222222"/>
           <w:sz w:val="21"/>
         </w:rPr>
-        <w:t>Structured and negotiated $10M+ in new government, institutional, and corporate contracts; raised $400K+ from private donors, foundations, and corporate partners, including funders and partners REDF and JC Flowers.</w:t>
+        <w:t>Led fundraising for the division: identified and prioritized prospects, developed proposals, and personally led solicitation of the highest-value donors, foundations, and corporate partners, raising $400K+ from funders and partners including REDF and JC Flowers.</w:t>
+      </w:r>
+    </w:p>
+    <w:p>
+      <w:pPr>
+        <w:keepNext w:val="0"/>
+        <w:spacing w:before="0" w:after="20" w:line="240" w:lineRule="auto"/>
+        <w:ind w:left="259" w:hanging="202"/>
+      </w:pPr>
+      <w:r>
+        <w:rPr>
+          <w:rFonts w:ascii="Calibri" w:hAnsi="Calibri" w:eastAsia="Calibri"/>
+          <w:b w:val="0"/>
+          <w:i w:val="0"/>
+          <w:caps w:val="0"/>
+          <w:color w:val="1F3A5F"/>
+          <w:sz w:val="21"/>
+        </w:rPr>
+        <w:t xml:space="preserve">•  </w:t>
+      </w:r>
+      <w:r>
+        <w:rPr>
+          <w:rFonts w:ascii="Calibri" w:hAnsi="Calibri" w:eastAsia="Calibri"/>
+          <w:b w:val="0"/>
+          <w:i w:val="0"/>
+          <w:caps w:val="0"/>
+          <w:color w:val="222222"/>
+          <w:sz w:val="21"/>
+        </w:rPr>
+        <w:t>Partnered with the CEO, Board, and Fund Development Committee on donor cultivation and stewardship, deploying board members in cultivation and co-leading annual fundraising events that exceeded revenue targets.</w:t>
+      </w:r>
+    </w:p>
+    <w:p>
+      <w:pPr>
+        <w:keepNext w:val="0"/>
+        <w:spacing w:before="0" w:after="20" w:line="240" w:lineRule="auto"/>
+        <w:ind w:left="259" w:hanging="202"/>
+      </w:pPr>
+      <w:r>
+        <w:rPr>
+          <w:rFonts w:ascii="Calibri" w:hAnsi="Calibri" w:eastAsia="Calibri"/>
+          <w:b w:val="0"/>
+          <w:i w:val="0"/>
+          <w:caps w:val="0"/>
+          <w:color w:val="1F3A5F"/>
+          <w:sz w:val="21"/>
+        </w:rPr>
+        <w:t xml:space="preserve">•  </w:t>
+      </w:r>
+      <w:r>
+        <w:rPr>
+          <w:rFonts w:ascii="Calibri" w:hAnsi="Calibri" w:eastAsia="Calibri"/>
+          <w:b w:val="0"/>
+          <w:i w:val="0"/>
+          <w:caps w:val="0"/>
+          <w:color w:val="222222"/>
+          <w:sz w:val="21"/>
+        </w:rPr>
+        <w:t>Structured and negotiated $10M+ in new government, institutional, and corporate contracts, turning partnerships into funded programs and employment pathways.</w:t>
       </w:r>
     </w:p>
     <w:p>
@@ -1112,35 +1170,6 @@
           <w:color w:val="222222"/>
           <w:sz w:val="21"/>
         </w:rPr>
-        <w:t>Advise clients on tax compliance, reporting corrections, and financial remediation, translating complex financial issues into actionable priorities.</w:t>
-      </w:r>
-    </w:p>
-    <w:p>
-      <w:pPr>
-        <w:keepNext w:val="0"/>
-        <w:spacing w:before="0" w:after="20" w:line="240" w:lineRule="auto"/>
-        <w:ind w:left="259" w:hanging="202"/>
-      </w:pPr>
-      <w:r>
-        <w:rPr>
-          <w:rFonts w:ascii="Calibri" w:hAnsi="Calibri" w:eastAsia="Calibri"/>
-          <w:b w:val="0"/>
-          <w:i w:val="0"/>
-          <w:caps w:val="0"/>
-          <w:color w:val="1F3A5F"/>
-          <w:sz w:val="21"/>
-        </w:rPr>
-        <w:t xml:space="preserve">•  </w:t>
-      </w:r>
-      <w:r>
-        <w:rPr>
-          <w:rFonts w:ascii="Calibri" w:hAnsi="Calibri" w:eastAsia="Calibri"/>
-          <w:b w:val="0"/>
-          <w:i w:val="0"/>
-          <w:caps w:val="0"/>
-          <w:color w:val="222222"/>
-          <w:sz w:val="21"/>
-        </w:rPr>
         <w:t>Supported capital planning and financing strategy for a $200M national banking development initiative; advised organizations including American Express OPEN, Ogilvy, and Chubb.</w:t>
       </w:r>
     </w:p>
@@ -1394,36 +1423,7 @@
           <w:color w:val="222222"/>
           <w:sz w:val="21"/>
         </w:rPr>
-        <w:t>Advised Medicare and Medicaid beneficiaries on Aetna plan benefits, coverage options, and enrollment; worked with hospitals and health-insurance agents.</w:t>
-      </w:r>
-    </w:p>
-    <w:p>
-      <w:pPr>
-        <w:keepNext w:val="0"/>
-        <w:spacing w:before="0" w:after="20" w:line="240" w:lineRule="auto"/>
-        <w:ind w:left="259" w:hanging="202"/>
-      </w:pPr>
-      <w:r>
-        <w:rPr>
-          <w:rFonts w:ascii="Calibri" w:hAnsi="Calibri" w:eastAsia="Calibri"/>
-          <w:b w:val="0"/>
-          <w:i w:val="0"/>
-          <w:caps w:val="0"/>
-          <w:color w:val="1F3A5F"/>
-          <w:sz w:val="21"/>
-        </w:rPr>
-        <w:t xml:space="preserve">•  </w:t>
-      </w:r>
-      <w:r>
-        <w:rPr>
-          <w:rFonts w:ascii="Calibri" w:hAnsi="Calibri" w:eastAsia="Calibri"/>
-          <w:b w:val="0"/>
-          <w:i w:val="0"/>
-          <w:caps w:val="0"/>
-          <w:color w:val="222222"/>
-          <w:sz w:val="21"/>
-        </w:rPr>
-        <w:t>Sold commercial insurance to organizations, developing familiarity with organizational coverage needs, employee benefits structures, and related costs. Previously held Life, Accident &amp; Health insurance licenses.</w:t>
+        <w:t>Advised Medicare and Medicaid beneficiaries on Aetna plan benefits and enrollment, worked with hospitals and health-insurance agents, and sold commercial insurance to organizations; previously held Life, Accident &amp; Health insurance licenses.</w:t>
       </w:r>
     </w:p>
     <w:p>
@@ -1477,7 +1477,7 @@
           <w:color w:val="222222"/>
           <w:sz w:val="21"/>
         </w:rPr>
-        <w:t>Developed and piloted SkyNet, an AI-supported workflow now in daily use for research, evaluation, document preparation, and engagement tracking. Designed and submitted a Citi Foundation proposal for Joseph Will Academy (JWA) linking AI learning, workforce preparation, and employment support, with proposed outcome measures for skills, employment, wages, and retention.</w:t>
+        <w:t>Developed and piloted SkyNet, an AI-supported workflow now in daily use for research, evaluation, document preparation, and engagement tracking.</w:t>
       </w:r>
     </w:p>
     <w:p>

--- a/resumes/Clavel_Lazarre_Resume_EngageWell_ED.docx
+++ b/resumes/Clavel_Lazarre_Resume_EngageWell_ED.docx
@@ -93,7 +93,7 @@
           <w:color w:val="222222"/>
           <w:sz w:val="21"/>
         </w:rPr>
-        <w:t>Mission-driven finance and operations executive with 20+ years of experience growing revenue, managing healthcare and nonprofit finances, and building organizations that serve marginalized communities. Brings hands-on experience with IPA-related finances and Medicaid managed care billing, substance use and reentry programs, Form 990 and audit oversight, and government contracts. An entrepreneurial builder who partners with boards, runs day-to-day finance and administration in lean organizations, and translates relationships into sustainable funding.</w:t>
+        <w:t>Mission-driven finance and operations executive with 20+ years of experience growing revenue, managing healthcare and nonprofit finances, and building organizations that serve marginalized communities. Brings hands-on experience with IPA-related finances and Medicaid managed care billing, substance use and reentry programs, Form 990 and audit oversight, and government contracts, along with a long track record of fundraising from donors, foundations, and corporate partners. An entrepreneurial builder who partners with boards, runs day-to-day finance and administration in lean organizations, and translates relationships into sustainable funding.</w:t>
       </w:r>
     </w:p>
     <w:p>
@@ -586,7 +586,7 @@
           <w:color w:val="222222"/>
           <w:sz w:val="21"/>
         </w:rPr>
-        <w:t>Led fundraising for the division: identified and prioritized prospects, developed proposals, and personally led solicitation of the highest-value donors, foundations, and corporate partners, raising $400K+ from funders and partners including REDF and JC Flowers.</w:t>
+        <w:t>Led fundraising for the division: identified and prioritized prospects, developed proposals, and personally led solicitation of the highest-value donors, foundations, and corporate partners, including funders and partners REDF and JC Flowers.</w:t>
       </w:r>
     </w:p>
     <w:p>
